--- a/docs/prd/RAG知识库管理系统_PRD_v5.0.docx
+++ b/docs/prd/RAG知识库管理系统_PRD_v5.0.docx
@@ -42,7 +42,7 @@
         <w:rPr>
           <w:sz w:val="22"/>
         </w:rPr>
-        <w:t>版本：v5.0  |  日期：2026-05-11  |  状态：规划中</w:t>
+        <w:t>版本：v5.0  |  日期：2026-05-19  |  状态：已完成</w:t>
       </w:r>
     </w:p>
     <w:p>
@@ -348,6 +348,216 @@
           <w:p>
             <w:r>
               <w:t>Agent 全面升级：Citation引用标注、推理链可视化、Planning、记忆层、工具扩展、联网搜索、Prompt调试台、健康度看板、Self-RAG、多Agent、知识图谱、全链路Trace</w:t>
+            </w:r>
+          </w:p>
+        </w:tc>
+      </w:tr>
+      <w:tr>
+        <w:tc>
+          <w:tcPr>
+            <w:tcW w:type="dxa" w:w="2160"/>
+          </w:tcPr>
+          <w:p>
+            <w:r>
+              <w:t>v5.1</w:t>
+            </w:r>
+          </w:p>
+        </w:tc>
+        <w:tc>
+          <w:tcPr>
+            <w:tcW w:type="dxa" w:w="2160"/>
+          </w:tcPr>
+          <w:p>
+            <w:r>
+              <w:t>2026-05-12</w:t>
+            </w:r>
+          </w:p>
+        </w:tc>
+        <w:tc>
+          <w:tcPr>
+            <w:tcW w:type="dxa" w:w="2160"/>
+          </w:tcPr>
+          <w:p>
+            <w:r>
+              <w:t>RAG/Agent模式分离、Plan-and-Execute、Self-RAG</w:t>
+            </w:r>
+          </w:p>
+        </w:tc>
+        <w:tc>
+          <w:tcPr>
+            <w:tcW w:type="dxa" w:w="2160"/>
+          </w:tcPr>
+          <w:p>
+            <w:r>
+              <w:t>李娅娅</w:t>
+            </w:r>
+          </w:p>
+        </w:tc>
+      </w:tr>
+      <w:tr>
+        <w:tc>
+          <w:tcPr>
+            <w:tcW w:type="dxa" w:w="2160"/>
+          </w:tcPr>
+          <w:p>
+            <w:r>
+              <w:t>v5.2</w:t>
+            </w:r>
+          </w:p>
+        </w:tc>
+        <w:tc>
+          <w:tcPr>
+            <w:tcW w:type="dxa" w:w="2160"/>
+          </w:tcPr>
+          <w:p>
+            <w:r>
+              <w:t>2026-05-12</w:t>
+            </w:r>
+          </w:p>
+        </w:tc>
+        <w:tc>
+          <w:tcPr>
+            <w:tcW w:type="dxa" w:w="2160"/>
+          </w:tcPr>
+          <w:p>
+            <w:r>
+              <w:t>HTTP工具、人机协作、16个Agent工具</w:t>
+            </w:r>
+          </w:p>
+        </w:tc>
+        <w:tc>
+          <w:tcPr>
+            <w:tcW w:type="dxa" w:w="2160"/>
+          </w:tcPr>
+          <w:p>
+            <w:r>
+              <w:t>李娅娅</w:t>
+            </w:r>
+          </w:p>
+        </w:tc>
+      </w:tr>
+      <w:tr>
+        <w:tc>
+          <w:tcPr>
+            <w:tcW w:type="dxa" w:w="2160"/>
+          </w:tcPr>
+          <w:p>
+            <w:r>
+              <w:t>v5.3</w:t>
+            </w:r>
+          </w:p>
+        </w:tc>
+        <w:tc>
+          <w:tcPr>
+            <w:tcW w:type="dxa" w:w="2160"/>
+          </w:tcPr>
+          <w:p>
+            <w:r>
+              <w:t>2026-05-14</w:t>
+            </w:r>
+          </w:p>
+        </w:tc>
+        <w:tc>
+          <w:tcPr>
+            <w:tcW w:type="dxa" w:w="2160"/>
+          </w:tcPr>
+          <w:p>
+            <w:r>
+              <w:t>SQL分析助手、Text-to-SQL、图表生成</w:t>
+            </w:r>
+          </w:p>
+        </w:tc>
+        <w:tc>
+          <w:tcPr>
+            <w:tcW w:type="dxa" w:w="2160"/>
+          </w:tcPr>
+          <w:p>
+            <w:r>
+              <w:t>李娅娅</w:t>
+            </w:r>
+          </w:p>
+        </w:tc>
+      </w:tr>
+      <w:tr>
+        <w:tc>
+          <w:tcPr>
+            <w:tcW w:type="dxa" w:w="2160"/>
+          </w:tcPr>
+          <w:p>
+            <w:r>
+              <w:t>v5.4</w:t>
+            </w:r>
+          </w:p>
+        </w:tc>
+        <w:tc>
+          <w:tcPr>
+            <w:tcW w:type="dxa" w:w="2160"/>
+          </w:tcPr>
+          <w:p>
+            <w:r>
+              <w:t>2026-05-15</w:t>
+            </w:r>
+          </w:p>
+        </w:tc>
+        <w:tc>
+          <w:tcPr>
+            <w:tcW w:type="dxa" w:w="2160"/>
+          </w:tcPr>
+          <w:p>
+            <w:r>
+              <w:t>知识图谱增强、GraphRAG融合、数据源同步</w:t>
+            </w:r>
+          </w:p>
+        </w:tc>
+        <w:tc>
+          <w:tcPr>
+            <w:tcW w:type="dxa" w:w="2160"/>
+          </w:tcPr>
+          <w:p>
+            <w:r>
+              <w:t>李娅娅</w:t>
+            </w:r>
+          </w:p>
+        </w:tc>
+      </w:tr>
+      <w:tr>
+        <w:tc>
+          <w:tcPr>
+            <w:tcW w:type="dxa" w:w="2160"/>
+          </w:tcPr>
+          <w:p>
+            <w:r>
+              <w:t>v5.5</w:t>
+            </w:r>
+          </w:p>
+        </w:tc>
+        <w:tc>
+          <w:tcPr>
+            <w:tcW w:type="dxa" w:w="2160"/>
+          </w:tcPr>
+          <w:p>
+            <w:r>
+              <w:t>2026-05-19</w:t>
+            </w:r>
+          </w:p>
+        </w:tc>
+        <w:tc>
+          <w:tcPr>
+            <w:tcW w:type="dxa" w:w="2160"/>
+          </w:tcPr>
+          <w:p>
+            <w:r>
+              <w:t>查询模板、工具插件化、表级权限、登录页优化</w:t>
+            </w:r>
+          </w:p>
+        </w:tc>
+        <w:tc>
+          <w:tcPr>
+            <w:tcW w:type="dxa" w:w="2160"/>
+          </w:tcPr>
+          <w:p>
+            <w:r>
+              <w:t>李娅娅</w:t>
             </w:r>
           </w:p>
         </w:tc>
